--- a/tillsyn/A 32759-2023 tillsynsbegäran.docx
+++ b/tillsyn/A 32759-2023 tillsynsbegäran.docx
@@ -1474,7 +1474,7 @@
     <w:r>
       <w:tab/>
       <w:tab/>
-      <w:t>2026-09-14</w:t>
+      <w:t>2026-09-15</w:t>
       <w:br/>
       <w:br/>
     </w:r>

--- a/tillsyn/A 32759-2023 tillsynsbegäran.docx
+++ b/tillsyn/A 32759-2023 tillsynsbegäran.docx
@@ -1474,7 +1474,7 @@
     <w:r>
       <w:tab/>
       <w:tab/>
-      <w:t>2026-09-15</w:t>
+      <w:t>2026-09-16</w:t>
       <w:br/>
       <w:br/>
     </w:r>

--- a/tillsyn/A 32759-2023 tillsynsbegäran.docx
+++ b/tillsyn/A 32759-2023 tillsynsbegäran.docx
@@ -1474,7 +1474,7 @@
     <w:r>
       <w:tab/>
       <w:tab/>
-      <w:t>2026-09-16</w:t>
+      <w:t>2026-09-17</w:t>
       <w:br/>
       <w:br/>
     </w:r>

--- a/tillsyn/A 32759-2023 tillsynsbegäran.docx
+++ b/tillsyn/A 32759-2023 tillsynsbegäran.docx
@@ -1474,7 +1474,7 @@
     <w:r>
       <w:tab/>
       <w:tab/>
-      <w:t>2026-09-17</w:t>
+      <w:t>2026-09-18</w:t>
       <w:br/>
       <w:br/>
     </w:r>

--- a/tillsyn/A 32759-2023 tillsynsbegäran.docx
+++ b/tillsyn/A 32759-2023 tillsynsbegäran.docx
@@ -1474,7 +1474,7 @@
     <w:r>
       <w:tab/>
       <w:tab/>
-      <w:t>2026-09-18</w:t>
+      <w:t>2026-09-19</w:t>
       <w:br/>
       <w:br/>
     </w:r>

--- a/tillsyn/A 32759-2023 tillsynsbegäran.docx
+++ b/tillsyn/A 32759-2023 tillsynsbegäran.docx
@@ -1474,7 +1474,7 @@
     <w:r>
       <w:tab/>
       <w:tab/>
-      <w:t>2026-09-19</w:t>
+      <w:t>2026-09-21</w:t>
       <w:br/>
       <w:br/>
     </w:r>

--- a/tillsyn/A 32759-2023 tillsynsbegäran.docx
+++ b/tillsyn/A 32759-2023 tillsynsbegäran.docx
@@ -1474,7 +1474,7 @@
     <w:r>
       <w:tab/>
       <w:tab/>
-      <w:t>2026-09-21</w:t>
+      <w:t>2026-09-23</w:t>
       <w:br/>
       <w:br/>
     </w:r>

--- a/tillsyn/A 32759-2023 tillsynsbegäran.docx
+++ b/tillsyn/A 32759-2023 tillsynsbegäran.docx
@@ -22,7 +22,7 @@
       <w:r>
         <w:drawing>
           <wp:inline xmlns:a="http://schemas.openxmlformats.org/drawingml/2006/main" xmlns:pic="http://schemas.openxmlformats.org/drawingml/2006/picture">
-            <wp:extent cx="5486400" cy="5107442"/>
+            <wp:extent cx="5486400" cy="4988665"/>
             <wp:docPr id="1" name="Picture 1"/>
             <wp:cNvGraphicFramePr>
               <a:graphicFrameLocks noChangeAspect="1"/>
@@ -43,7 +43,7 @@
                   <pic:spPr>
                     <a:xfrm>
                       <a:off x="0" y="0"/>
-                      <a:ext cx="5486400" cy="5107442"/>
+                      <a:ext cx="5486400" cy="4988665"/>
                     </a:xfrm>
                     <a:prstGeom prst="rect"/>
                   </pic:spPr>
@@ -65,7 +65,7 @@
     </w:p>
     <w:p>
       <w:r>
-        <w:t>I och inom 25 meter från avverkningsanmälan finns fynd av 14 naturvårdsarter, varav 4 är rödlistade, 9 är fridlysta, 9 är typiska (T) och 3 är signalarter (S): knärot (VU, T, §8), raggbock (VU, T), stjärntagging (NT, T), tallticka (NT, T), grön sköldmossa (S, T, §8), grönpyrola (S, T), vedticka (S, T), spillkråka (T, §4), tjäder (T, §4), kungsfågel (§4), orre (§4), fläcknycklar (§8), ängsnycklar (§8) och revlummer (§9). Se Figur 1.</w:t>
+        <w:t>I och inom 25 meter från avverkningsanmälan finns fynd av 15 naturvårdsarter, varav 4 är rödlistade, 10 är fridlysta, 10 är typiska (T) och 3 är signalarter (S): knärot (VU, T, §8), raggbock (VU, T), stjärntagging (NT, T), tallticka (NT, T), grön sköldmossa (S, T, §8), grönpyrola (S, T), vedticka (S, T), spillkråka (T, §4), tjäder (T, §4), tofsmes (T, §4), kungsfågel (§4), orre (§4), fläcknycklar (§8), ängsnycklar (§8) och revlummer (§9). Se Figur 1.</w:t>
       </w:r>
     </w:p>
     <w:p>
@@ -428,25 +428,23 @@
       </w:r>
     </w:p>
     <w:p>
-      <w:pPr>
-        <w:pStyle w:val="Heading1"/>
-      </w:pPr>
-      <w:r>
-        <w:t>EU:s fågeldirektiv</w:t>
-      </w:r>
-    </w:p>
-    <w:p>
-      <w:r>
-        <w:t xml:space="preserve">Europeiska unionens medlemsländer är skyldiga att agera i enlighet med EU:s fågeldirektiv där det uttryckligen står att direktivet gäller för fåglar samt för deras ägg, bon och </w:t>
-      </w:r>
       <w:r>
         <w:rPr>
           <w:b/>
         </w:rPr>
-        <w:t xml:space="preserve">livsmiljöer </w:t>
-      </w:r>
-      <w:r>
-        <w:t>(artikel 1). Vidare att de åtgärder som vidtas inte får leda till en försämring av den nuvarande situationen beträffande bevarandet av de fågelarter som avses i artikel 1 (artikel 13). Fågeldirektivet är styrande för tillsynsansvariga myndigheters ärendehantering, ställningstaganden och beslutsfattande.</w:t>
+        <w:t>Tofsmes (§4)</w:t>
+      </w:r>
+      <w:r>
+        <w:t xml:space="preserve"> häckar i barr- och blandskog, främst i tallskog. Tofsmes är typisk art för </w:t>
+      </w:r>
+      <w:r>
+        <w:rPr>
+          <w:i/>
+        </w:rPr>
+        <w:t xml:space="preserve">9010 Taiga </w:t>
+      </w:r>
+      <w:r>
+        <w:t>(SLU Artdatabanken, 2025).</w:t>
       </w:r>
     </w:p>
     <w:p>
@@ -454,17 +452,39 @@
         <w:pStyle w:val="Heading1"/>
       </w:pPr>
       <w:r>
-        <w:t>Typiska arter och EU:s art- och habitatdirektiv</w:t>
+        <w:t>EU:s fågeldirektiv</w:t>
       </w:r>
     </w:p>
     <w:p>
       <w:r>
-        <w:t>Typiska arter används för att lokalisera områden med gynnsam bevarandestatus för de naturtyper som är listade i EU:s art- och habitatdirektiv. Ett exempel är Västlig taiga (EU-kod 9010) som saknar gynnsam bevarandestatus och minskar starkt som naturtyp i Sverige. Naturvårdsverket skriver i sin vägledning för Västlig taiga att dylika miljöer förutsätter normalt att skogarna skyddas långsiktigt, eftersom skogsbruk inte är förenligt med bevarande av naturtypen i gynnsamt tillstånd (Naturvårdsverket, 2011).</w:t>
+        <w:t xml:space="preserve">Europeiska unionens medlemsländer är skyldiga att agera i enlighet med EU:s fågeldirektiv där det uttryckligen står att direktivet gäller för fåglar samt för deras ägg, bon och </w:t>
+      </w:r>
+      <w:r>
+        <w:rPr>
+          <w:b/>
+        </w:rPr>
+        <w:t xml:space="preserve">livsmiljöer </w:t>
+      </w:r>
+      <w:r>
+        <w:t>(artikel 1). Vidare att de åtgärder som vidtas inte får leda till en försämring av den nuvarande situationen beträffande bevarandet av de fågelarter som avses i artikel 1 (artikel 13). Fågeldirektivet är styrande för tillsynsansvariga myndigheters ärendehantering, ställningstaganden och beslutsfattande.</w:t>
       </w:r>
     </w:p>
     <w:p>
-      <w:r>
-        <w:t>Följande typiska arter har sina livsmiljöer och växtplatser i den avverkningsanmälda skogen: knärot (VU, T, §8), raggbock (VU, T), stjärntagging (NT, T), tallticka (NT, T), grön sköldmossa (S, T, §8), grönpyrola (S, T), vedticka (S, T), spillkråka (T, §4) och tjäder (T, §4).</w:t>
+      <w:pPr>
+        <w:pStyle w:val="Heading1"/>
+      </w:pPr>
+      <w:r>
+        <w:t>Typiska arter och EU:s art- och habitatdirektiv</w:t>
+      </w:r>
+    </w:p>
+    <w:p>
+      <w:r>
+        <w:t>Typiska arter används för att lokalisera områden med gynnsam bevarandestatus för de naturtyper som är listade i EU:s art- och habitatdirektiv. Ett exempel är Västlig taiga (EU-kod 9010) som saknar gynnsam bevarandestatus och minskar starkt som naturtyp i Sverige. Naturvårdsverket skriver i sin vägledning för Västlig taiga att dylika miljöer förutsätter normalt att skogarna skyddas långsiktigt, eftersom skogsbruk inte är förenligt med bevarande av naturtypen i gynnsamt tillstånd (Naturvårdsverket, 2011).</w:t>
+      </w:r>
+    </w:p>
+    <w:p>
+      <w:r>
+        <w:t>Följande typiska arter har sina livsmiljöer och växtplatser i den avverkningsanmälda skogen: knärot (VU, T, §8), raggbock (VU, T), stjärntagging (NT, T), tallticka (NT, T), grön sköldmossa (S, T, §8), grönpyrola (S, T), vedticka (S, T), spillkråka (T, §4), tjäder (T, §4) och tofsmes (T, §4).</w:t>
       </w:r>
     </w:p>
     <w:p>
@@ -1474,7 +1494,7 @@
     <w:r>
       <w:tab/>
       <w:tab/>
-      <w:t>2026-09-23</w:t>
+      <w:t>2026-09-24</w:t>
       <w:br/>
       <w:br/>
     </w:r>

--- a/tillsyn/A 32759-2023 tillsynsbegäran.docx
+++ b/tillsyn/A 32759-2023 tillsynsbegäran.docx
@@ -1494,7 +1494,7 @@
     <w:r>
       <w:tab/>
       <w:tab/>
-      <w:t>2026-09-24</w:t>
+      <w:t>2026-09-25</w:t>
       <w:br/>
       <w:br/>
     </w:r>

--- a/tillsyn/A 32759-2023 tillsynsbegäran.docx
+++ b/tillsyn/A 32759-2023 tillsynsbegäran.docx
@@ -1494,7 +1494,7 @@
     <w:r>
       <w:tab/>
       <w:tab/>
-      <w:t>2026-09-25</w:t>
+      <w:t>2026-09-26</w:t>
       <w:br/>
       <w:br/>
     </w:r>

--- a/tillsyn/A 32759-2023 tillsynsbegäran.docx
+++ b/tillsyn/A 32759-2023 tillsynsbegäran.docx
@@ -1494,7 +1494,7 @@
     <w:r>
       <w:tab/>
       <w:tab/>
-      <w:t>2026-09-26</w:t>
+      <w:t>2026-09-27</w:t>
       <w:br/>
       <w:br/>
     </w:r>

--- a/tillsyn/A 32759-2023 tillsynsbegäran.docx
+++ b/tillsyn/A 32759-2023 tillsynsbegäran.docx
@@ -1494,7 +1494,7 @@
     <w:r>
       <w:tab/>
       <w:tab/>
-      <w:t>2026-09-27</w:t>
+      <w:t>2026-09-28</w:t>
       <w:br/>
       <w:br/>
     </w:r>

--- a/tillsyn/A 32759-2023 tillsynsbegäran.docx
+++ b/tillsyn/A 32759-2023 tillsynsbegäran.docx
@@ -1494,7 +1494,7 @@
     <w:r>
       <w:tab/>
       <w:tab/>
-      <w:t>2026-09-28</w:t>
+      <w:t>2026-09-29</w:t>
       <w:br/>
       <w:br/>
     </w:r>

--- a/tillsyn/A 32759-2023 tillsynsbegäran.docx
+++ b/tillsyn/A 32759-2023 tillsynsbegäran.docx
@@ -1494,7 +1494,7 @@
     <w:r>
       <w:tab/>
       <w:tab/>
-      <w:t>2026-09-29</w:t>
+      <w:t>2026-09-30</w:t>
       <w:br/>
       <w:br/>
     </w:r>

--- a/tillsyn/A 32759-2023 tillsynsbegäran.docx
+++ b/tillsyn/A 32759-2023 tillsynsbegäran.docx
@@ -1494,7 +1494,7 @@
     <w:r>
       <w:tab/>
       <w:tab/>
-      <w:t>2026-09-30</w:t>
+      <w:t>2026-10-01</w:t>
       <w:br/>
       <w:br/>
     </w:r>

--- a/tillsyn/A 32759-2023 tillsynsbegäran.docx
+++ b/tillsyn/A 32759-2023 tillsynsbegäran.docx
@@ -1494,7 +1494,7 @@
     <w:r>
       <w:tab/>
       <w:tab/>
-      <w:t>2026-10-01</w:t>
+      <w:t>2026-10-02</w:t>
       <w:br/>
       <w:br/>
     </w:r>

--- a/tillsyn/A 32759-2023 tillsynsbegäran.docx
+++ b/tillsyn/A 32759-2023 tillsynsbegäran.docx
@@ -1494,7 +1494,7 @@
     <w:r>
       <w:tab/>
       <w:tab/>
-      <w:t>2026-10-02</w:t>
+      <w:t>2026-10-03</w:t>
       <w:br/>
       <w:br/>
     </w:r>

--- a/tillsyn/A 32759-2023 tillsynsbegäran.docx
+++ b/tillsyn/A 32759-2023 tillsynsbegäran.docx
@@ -1494,7 +1494,7 @@
     <w:r>
       <w:tab/>
       <w:tab/>
-      <w:t>2026-10-03</w:t>
+      <w:t>2026-10-04</w:t>
       <w:br/>
       <w:br/>
     </w:r>

--- a/tillsyn/A 32759-2023 tillsynsbegäran.docx
+++ b/tillsyn/A 32759-2023 tillsynsbegäran.docx
@@ -1494,7 +1494,7 @@
     <w:r>
       <w:tab/>
       <w:tab/>
-      <w:t>2026-10-04</w:t>
+      <w:t>2026-10-05</w:t>
       <w:br/>
       <w:br/>
     </w:r>

--- a/tillsyn/A 32759-2023 tillsynsbegäran.docx
+++ b/tillsyn/A 32759-2023 tillsynsbegäran.docx
@@ -1494,7 +1494,7 @@
     <w:r>
       <w:tab/>
       <w:tab/>
-      <w:t>2026-10-05</w:t>
+      <w:t>2026-10-06</w:t>
       <w:br/>
       <w:br/>
     </w:r>

--- a/tillsyn/A 32759-2023 tillsynsbegäran.docx
+++ b/tillsyn/A 32759-2023 tillsynsbegäran.docx
@@ -1494,7 +1494,7 @@
     <w:r>
       <w:tab/>
       <w:tab/>
-      <w:t>2026-10-06</w:t>
+      <w:t>2026-10-07</w:t>
       <w:br/>
       <w:br/>
     </w:r>

--- a/tillsyn/A 32759-2023 tillsynsbegäran.docx
+++ b/tillsyn/A 32759-2023 tillsynsbegäran.docx
@@ -1494,7 +1494,7 @@
     <w:r>
       <w:tab/>
       <w:tab/>
-      <w:t>2026-10-07</w:t>
+      <w:t>2026-10-08</w:t>
       <w:br/>
       <w:br/>
     </w:r>

--- a/tillsyn/A 32759-2023 tillsynsbegäran.docx
+++ b/tillsyn/A 32759-2023 tillsynsbegäran.docx
@@ -1494,7 +1494,7 @@
     <w:r>
       <w:tab/>
       <w:tab/>
-      <w:t>2026-10-08</w:t>
+      <w:t>2026-10-09</w:t>
       <w:br/>
       <w:br/>
     </w:r>

--- a/tillsyn/A 32759-2023 tillsynsbegäran.docx
+++ b/tillsyn/A 32759-2023 tillsynsbegäran.docx
@@ -1494,7 +1494,7 @@
     <w:r>
       <w:tab/>
       <w:tab/>
-      <w:t>2026-10-09</w:t>
+      <w:t>2026-10-10</w:t>
       <w:br/>
       <w:br/>
     </w:r>

--- a/tillsyn/A 32759-2023 tillsynsbegäran.docx
+++ b/tillsyn/A 32759-2023 tillsynsbegäran.docx
@@ -1494,7 +1494,7 @@
     <w:r>
       <w:tab/>
       <w:tab/>
-      <w:t>2026-10-10</w:t>
+      <w:t>2026-10-11</w:t>
       <w:br/>
       <w:br/>
     </w:r>

--- a/tillsyn/A 32759-2023 tillsynsbegäran.docx
+++ b/tillsyn/A 32759-2023 tillsynsbegäran.docx
@@ -1494,7 +1494,7 @@
     <w:r>
       <w:tab/>
       <w:tab/>
-      <w:t>2026-10-11</w:t>
+      <w:t>2026-10-12</w:t>
       <w:br/>
       <w:br/>
     </w:r>

--- a/tillsyn/A 32759-2023 tillsynsbegäran.docx
+++ b/tillsyn/A 32759-2023 tillsynsbegäran.docx
@@ -1494,7 +1494,7 @@
     <w:r>
       <w:tab/>
       <w:tab/>
-      <w:t>2026-10-12</w:t>
+      <w:t>2026-10-13</w:t>
       <w:br/>
       <w:br/>
     </w:r>

--- a/tillsyn/A 32759-2023 tillsynsbegäran.docx
+++ b/tillsyn/A 32759-2023 tillsynsbegäran.docx
@@ -1494,7 +1494,7 @@
     <w:r>
       <w:tab/>
       <w:tab/>
-      <w:t>2026-10-13</w:t>
+      <w:t>2026-10-14</w:t>
       <w:br/>
       <w:br/>
     </w:r>

--- a/tillsyn/A 32759-2023 tillsynsbegäran.docx
+++ b/tillsyn/A 32759-2023 tillsynsbegäran.docx
@@ -1494,7 +1494,7 @@
     <w:r>
       <w:tab/>
       <w:tab/>
-      <w:t>2026-10-14</w:t>
+      <w:t>2026-10-15</w:t>
       <w:br/>
       <w:br/>
     </w:r>

--- a/tillsyn/A 32759-2023 tillsynsbegäran.docx
+++ b/tillsyn/A 32759-2023 tillsynsbegäran.docx
@@ -1494,7 +1494,7 @@
     <w:r>
       <w:tab/>
       <w:tab/>
-      <w:t>2026-10-15</w:t>
+      <w:t>2026-10-16</w:t>
       <w:br/>
       <w:br/>
     </w:r>

--- a/tillsyn/A 32759-2023 tillsynsbegäran.docx
+++ b/tillsyn/A 32759-2023 tillsynsbegäran.docx
@@ -1494,7 +1494,7 @@
     <w:r>
       <w:tab/>
       <w:tab/>
-      <w:t>2026-10-16</w:t>
+      <w:t>2026-10-17</w:t>
       <w:br/>
       <w:br/>
     </w:r>

--- a/tillsyn/A 32759-2023 tillsynsbegäran.docx
+++ b/tillsyn/A 32759-2023 tillsynsbegäran.docx
@@ -1494,7 +1494,7 @@
     <w:r>
       <w:tab/>
       <w:tab/>
-      <w:t>2026-10-17</w:t>
+      <w:t>2026-10-18</w:t>
       <w:br/>
       <w:br/>
     </w:r>

--- a/tillsyn/A 32759-2023 tillsynsbegäran.docx
+++ b/tillsyn/A 32759-2023 tillsynsbegäran.docx
@@ -1494,7 +1494,7 @@
     <w:r>
       <w:tab/>
       <w:tab/>
-      <w:t>2026-10-18</w:t>
+      <w:t>2026-10-19</w:t>
       <w:br/>
       <w:br/>
     </w:r>

--- a/tillsyn/A 32759-2023 tillsynsbegäran.docx
+++ b/tillsyn/A 32759-2023 tillsynsbegäran.docx
@@ -1494,7 +1494,7 @@
     <w:r>
       <w:tab/>
       <w:tab/>
-      <w:t>2026-10-19</w:t>
+      <w:t>2026-10-20</w:t>
       <w:br/>
       <w:br/>
     </w:r>

--- a/tillsyn/A 32759-2023 tillsynsbegäran.docx
+++ b/tillsyn/A 32759-2023 tillsynsbegäran.docx
@@ -1494,7 +1494,7 @@
     <w:r>
       <w:tab/>
       <w:tab/>
-      <w:t>2026-10-20</w:t>
+      <w:t>2026-10-21</w:t>
       <w:br/>
       <w:br/>
     </w:r>

--- a/tillsyn/A 32759-2023 tillsynsbegäran.docx
+++ b/tillsyn/A 32759-2023 tillsynsbegäran.docx
@@ -1494,7 +1494,7 @@
     <w:r>
       <w:tab/>
       <w:tab/>
-      <w:t>2026-10-21</w:t>
+      <w:t>2026-10-22</w:t>
       <w:br/>
       <w:br/>
     </w:r>

--- a/tillsyn/A 32759-2023 tillsynsbegäran.docx
+++ b/tillsyn/A 32759-2023 tillsynsbegäran.docx
@@ -1494,7 +1494,7 @@
     <w:r>
       <w:tab/>
       <w:tab/>
-      <w:t>2026-10-22</w:t>
+      <w:t>2026-10-23</w:t>
       <w:br/>
       <w:br/>
     </w:r>

--- a/tillsyn/A 32759-2023 tillsynsbegäran.docx
+++ b/tillsyn/A 32759-2023 tillsynsbegäran.docx
@@ -1494,7 +1494,7 @@
     <w:r>
       <w:tab/>
       <w:tab/>
-      <w:t>2026-10-23</w:t>
+      <w:t>2026-10-24</w:t>
       <w:br/>
       <w:br/>
     </w:r>

--- a/tillsyn/A 32759-2023 tillsynsbegäran.docx
+++ b/tillsyn/A 32759-2023 tillsynsbegäran.docx
@@ -1494,7 +1494,7 @@
     <w:r>
       <w:tab/>
       <w:tab/>
-      <w:t>2026-10-24</w:t>
+      <w:t>2026-10-25</w:t>
       <w:br/>
       <w:br/>
     </w:r>

--- a/tillsyn/A 32759-2023 tillsynsbegäran.docx
+++ b/tillsyn/A 32759-2023 tillsynsbegäran.docx
@@ -1494,7 +1494,7 @@
     <w:r>
       <w:tab/>
       <w:tab/>
-      <w:t>2026-10-25</w:t>
+      <w:t>2026-10-26</w:t>
       <w:br/>
       <w:br/>
     </w:r>

--- a/tillsyn/A 32759-2023 tillsynsbegäran.docx
+++ b/tillsyn/A 32759-2023 tillsynsbegäran.docx
@@ -1494,7 +1494,7 @@
     <w:r>
       <w:tab/>
       <w:tab/>
-      <w:t>2026-10-26</w:t>
+      <w:t>2026-10-27</w:t>
       <w:br/>
       <w:br/>
     </w:r>

--- a/tillsyn/A 32759-2023 tillsynsbegäran.docx
+++ b/tillsyn/A 32759-2023 tillsynsbegäran.docx
@@ -1494,7 +1494,7 @@
     <w:r>
       <w:tab/>
       <w:tab/>
-      <w:t>2026-10-27</w:t>
+      <w:t>2026-10-28</w:t>
       <w:br/>
       <w:br/>
     </w:r>

--- a/tillsyn/A 32759-2023 tillsynsbegäran.docx
+++ b/tillsyn/A 32759-2023 tillsynsbegäran.docx
@@ -1494,7 +1494,7 @@
     <w:r>
       <w:tab/>
       <w:tab/>
-      <w:t>2026-10-28</w:t>
+      <w:t>2026-10-29</w:t>
       <w:br/>
       <w:br/>
     </w:r>

--- a/tillsyn/A 32759-2023 tillsynsbegäran.docx
+++ b/tillsyn/A 32759-2023 tillsynsbegäran.docx
@@ -1494,7 +1494,7 @@
     <w:r>
       <w:tab/>
       <w:tab/>
-      <w:t>2026-10-29</w:t>
+      <w:t>2026-10-31</w:t>
       <w:br/>
       <w:br/>
     </w:r>
